--- a/semester-7-sp26/swd392/pe/exam-2-su25/q4_and_q5.docx
+++ b/semester-7-sp26/swd392/pe/exam-2-su25/q4_and_q5.docx
@@ -180,17 +180,10 @@
           <w:rFonts w:hint="default"/>
           <w:lang w:val="en-US"/>
         </w:rPr>
-        <w:t>- Explain</w:t>
+        <w:t>- Explain: The Strategy Pattern is specifically designed to define a family of algorithms (Search by Title, Author, or ISBN), encapsulate each one, and make them interchangeable. This allows the SearchInterface to remain "unaware" of the specific logic inside each search type, satisfying the requirement perfectly</w:t>
       </w:r>
       <w:bookmarkStart w:id="0" w:name="_GoBack"/>
       <w:bookmarkEnd w:id="0"/>
-      <w:r>
-        <w:rPr>
-          <w:rFonts w:hint="default"/>
-          <w:lang w:val="en-US"/>
-        </w:rPr>
-        <w:t>: The Strategy Pattern is specifically designed to define a family of algorithms (Search by Title, Author, or ISBN), encapsulate each one, and make them interchangeable. This allows the SearchInterface to remain "unaware" of the specific logic inside each search type, satisfying the requirement perfectly.</w:t>
-      </w:r>
     </w:p>
     <w:sectPr>
       <w:pgSz w:w="11906" w:h="16838"/>
